--- a/docs/HANDOVER.docx
+++ b/docs/HANDOVER.docx
@@ -247,7 +247,7 @@
           <w:sz w:val="21"/>
           <w:szCs w:val="21"/>
         </w:rPr>
-        <w:t xml:space="preserve">영어가 기본(/), 한국어는 /ko. 해외 사용자가 주 대상입니다.</w:t>
+        <w:t xml:space="preserve">영어가 기본(/)이고 한국어·스페인어·포르투갈어·독일어·프랑스어·일본어·힌디어·인도네시아어까지 9개 언어(/ko /es /pt /de /fr /ja /hi /id). 해외 사용자가 주 대상입니다.</w:t>
       </w:r>
     </w:p>
     <w:p>
@@ -1637,7 +1637,7 @@
           <w:sz w:val="21"/>
           <w:szCs w:val="21"/>
         </w:rPr>
-        <w:t xml:space="preserve">해외가 주 타깃이므로 /를 영어로, 한국어는 /ko로 뒤집음. 경로 기반이라 검색엔진이 언어별로 색인. (ADR-005)</w:t>
+        <w:t xml:space="preserve">해외가 주 타깃이므로 /를 영어로 두고 나머지 8개 언어는 /&lt;언어코드&gt; 아래에 배치. 경로 기반이라 검색엔진이 언어별로 색인. (ADR-005)</w:t>
       </w:r>
     </w:p>
     <w:p>
@@ -3733,7 +3733,7 @@
                 <w:sz w:val="19"/>
                 <w:szCs w:val="19"/>
               </w:rPr>
-              <w:t xml:space="preserve">페이지 본문(언어 공통). app/ko/*는 이걸 한국어로 호출</w:t>
+              <w:t xml:space="preserve">페이지 본문(언어 공통). app/&lt;언어코드&gt;/*는 이걸 해당 언어로 호출</w:t>
             </w:r>
           </w:p>
         </w:tc>
@@ -3841,7 +3841,7 @@
                 <w:sz w:val="19"/>
                 <w:szCs w:val="19"/>
               </w:rPr>
-              <w:t xml:space="preserve">영어/한국어 문구, 랜딩 콘텐츠, 주소(slug) 매핑</w:t>
+              <w:t xml:space="preserve">9개 언어 문구(&lt;코드&gt;.ts), 랜딩 콘텐츠(landing.&lt;코드&gt;.ts), 주소(slug) 매핑</w:t>
             </w:r>
           </w:p>
         </w:tc>

--- a/docs/HANDOVER.docx
+++ b/docs/HANDOVER.docx
@@ -265,7 +265,25 @@
           <w:sz w:val="21"/>
           <w:szCs w:val="21"/>
         </w:rPr>
-        <w:t xml:space="preserve">수익은 구글 AdSense 광고와 인쇄 제휴 링크. 운영 비용은 0원(Oracle Cloud 무료 서버).</w:t>
+        <w:t xml:space="preserve">수익은 구글 AdSense 광고(자리 6곳, 팝업 없음)와 인쇄 제휴 링크. 운영 비용은 0원(Oracle Cloud 무료 서버).</w:t>
+      </w:r>
+    </w:p>
+    <w:p>
+      <w:pPr>
+        <w:pStyle w:val="ListParagraph"/>
+        <w:numPr>
+          <w:ilvl w:val="0"/>
+          <w:numId w:val="2"/>
+        </w:numPr>
+        <w:spacing w:after="60" w:line="300"/>
+      </w:pPr>
+      <w:r>
+        <w:rPr>
+          <w:rFonts w:ascii="Malgun Gothic" w:cs="Malgun Gothic" w:eastAsia="Malgun Gothic" w:hAnsi="Malgun Gothic"/>
+          <w:sz w:val="21"/>
+          <w:szCs w:val="21"/>
+        </w:rPr>
+        <w:t xml:space="preserve">운영자 화면: 대시보드 · 통계(언어별·페이지별·종류별 저장 수, 선택→미리보기→저장 퍼널) · 입력 기록(자동 분류·요약) · 설정 · 감사 로그. 방문 분석은 쿠키 없는 Umami를 같은 서버에서 자체 운영합니다.</w:t>
       </w:r>
     </w:p>
     <w:p>
@@ -1006,6 +1024,114 @@
           </w:p>
         </w:tc>
       </w:tr>
+      <w:tr>
+        <w:tc>
+          <w:tcPr>
+            <w:tcW w:type="dxa" w:w="2506"/>
+            <w:tcMar>
+              <w:top w:type="dxa" w:w="80"/>
+              <w:left w:type="dxa" w:w="120"/>
+              <w:bottom w:type="dxa" w:w="80"/>
+              <w:right w:type="dxa" w:w="120"/>
+            </w:tcMar>
+          </w:tcPr>
+          <w:p>
+            <w:pPr>
+              <w:spacing w:after="0" w:line="280"/>
+            </w:pPr>
+            <w:r>
+              <w:rPr>
+                <w:rFonts w:ascii="Malgun Gothic" w:cs="Malgun Gothic" w:eastAsia="Malgun Gothic" w:hAnsi="Malgun Gothic"/>
+                <w:b w:val="false"/>
+                <w:bCs w:val="false"/>
+                <w:sz w:val="19"/>
+                <w:szCs w:val="19"/>
+              </w:rPr>
+              <w:t xml:space="preserve">Umami</w:t>
+            </w:r>
+          </w:p>
+        </w:tc>
+        <w:tc>
+          <w:tcPr>
+            <w:tcW w:type="dxa" w:w="7132"/>
+            <w:tcMar>
+              <w:top w:type="dxa" w:w="80"/>
+              <w:left w:type="dxa" w:w="120"/>
+              <w:bottom w:type="dxa" w:w="80"/>
+              <w:right w:type="dxa" w:w="120"/>
+            </w:tcMar>
+          </w:tcPr>
+          <w:p>
+            <w:pPr>
+              <w:spacing w:after="0" w:line="280"/>
+            </w:pPr>
+            <w:r>
+              <w:rPr>
+                <w:rFonts w:ascii="Malgun Gothic" w:cs="Malgun Gothic" w:eastAsia="Malgun Gothic" w:hAnsi="Malgun Gothic"/>
+                <w:b w:val="false"/>
+                <w:bCs w:val="false"/>
+                <w:sz w:val="19"/>
+                <w:szCs w:val="19"/>
+              </w:rPr>
+              <w:t xml:space="preserve">쿠키 없이 방문 수·국가·기기를 집계하는 오픈소스 분석 도구. 구글 애널리틱스 대신 우리 서버 안에서 돌림 → 동의 배너 불필요</w:t>
+            </w:r>
+          </w:p>
+        </w:tc>
+      </w:tr>
+      <w:tr>
+        <w:tc>
+          <w:tcPr>
+            <w:tcW w:type="dxa" w:w="2506"/>
+            <w:tcMar>
+              <w:top w:type="dxa" w:w="80"/>
+              <w:left w:type="dxa" w:w="120"/>
+              <w:bottom w:type="dxa" w:w="80"/>
+              <w:right w:type="dxa" w:w="120"/>
+            </w:tcMar>
+          </w:tcPr>
+          <w:p>
+            <w:pPr>
+              <w:spacing w:after="0" w:line="280"/>
+            </w:pPr>
+            <w:r>
+              <w:rPr>
+                <w:rFonts w:ascii="Malgun Gothic" w:cs="Malgun Gothic" w:eastAsia="Malgun Gothic" w:hAnsi="Malgun Gothic"/>
+                <w:b w:val="false"/>
+                <w:bCs w:val="false"/>
+                <w:sz w:val="19"/>
+                <w:szCs w:val="19"/>
+              </w:rPr>
+              <w:t xml:space="preserve">퍼널</w:t>
+            </w:r>
+          </w:p>
+        </w:tc>
+        <w:tc>
+          <w:tcPr>
+            <w:tcW w:type="dxa" w:w="7132"/>
+            <w:tcMar>
+              <w:top w:type="dxa" w:w="80"/>
+              <w:left w:type="dxa" w:w="120"/>
+              <w:bottom w:type="dxa" w:w="80"/>
+              <w:right w:type="dxa" w:w="120"/>
+            </w:tcMar>
+          </w:tcPr>
+          <w:p>
+            <w:pPr>
+              <w:spacing w:after="0" w:line="280"/>
+            </w:pPr>
+            <w:r>
+              <w:rPr>
+                <w:rFonts w:ascii="Malgun Gothic" w:cs="Malgun Gothic" w:eastAsia="Malgun Gothic" w:hAnsi="Malgun Gothic"/>
+                <w:b w:val="false"/>
+                <w:bCs w:val="false"/>
+                <w:sz w:val="19"/>
+                <w:szCs w:val="19"/>
+              </w:rPr>
+              <w:t xml:space="preserve">"종류 선택 → 미리보기 → 저장"처럼 단계마다 몇 명이 남는지 보는 집계. 어디서 포기하는지 알 수 있음</w:t>
+            </w:r>
+          </w:p>
+        </w:tc>
+      </w:tr>
     </w:tbl>
     <w:p>
       <w:pPr>
@@ -1039,7 +1165,7 @@
       <w:r>
         <w:drawing>
           <wp:inline distT="0" distB="0" distL="0" distR="0">
-            <wp:extent cx="6115050" cy="1533525"/>
+            <wp:extent cx="6115050" cy="1714500"/>
             <wp:effectExtent t="0" r="0" b="0" l="0"/>
             <wp:docPr id="1" name="" descr="" title=""/>
             <wp:cNvGraphicFramePr>
@@ -1064,7 +1190,7 @@
                   <pic:spPr bwMode="auto">
                     <a:xfrm>
                       <a:off x="0" y="0"/>
-                      <a:ext cx="6115050" cy="1533525"/>
+                      <a:ext cx="6115050" cy="1714500"/>
                     </a:xfrm>
                     <a:prstGeom prst="rect">
                       <a:avLst/>
@@ -1091,7 +1217,7 @@
           <w:sz w:val="18"/>
           <w:szCs w:val="18"/>
         </w:rPr>
-        <w:t xml:space="preserve">그림 1. 전체 구조 — 방문자 브라우저, 서버(Caddy · 앱 · DB), 외부 서비스</w:t>
+        <w:t xml:space="preserve">그림 1. 전체 구조 — 방문자 브라우저, 서버(Caddy · 앱 · DB · Umami), 외부 서비스</w:t>
       </w:r>
     </w:p>
     <w:p>
@@ -1307,7 +1433,7 @@
           <w:sz w:val="18"/>
           <w:szCs w:val="18"/>
         </w:rPr>
-        <w:t xml:space="preserve">그림 3. 비밀 입구 → IP 확인 → 비밀번호 + OTP → 세션</w:t>
+        <w:t xml:space="preserve">그림 3. 비밀 입구 → IP 확인 → 비밀번호 + OTP → 세션 → 대시보드·통계·기록·설정·감사 로그</w:t>
       </w:r>
     </w:p>
     <w:p>
@@ -1349,7 +1475,7 @@
       <w:r>
         <w:drawing>
           <wp:inline distT="0" distB="0" distL="0" distR="0">
-            <wp:extent cx="6115050" cy="1314450"/>
+            <wp:extent cx="6115050" cy="2314575"/>
             <wp:effectExtent t="0" r="0" b="0" l="0"/>
             <wp:docPr id="4" name="" descr="" title=""/>
             <wp:cNvGraphicFramePr>
@@ -1374,7 +1500,7 @@
                   <pic:spPr bwMode="auto">
                     <a:xfrm>
                       <a:off x="0" y="0"/>
-                      <a:ext cx="6115050" cy="1314450"/>
+                      <a:ext cx="6115050" cy="2314575"/>
                     </a:xfrm>
                     <a:prstGeom prst="rect">
                       <a:avLst/>
@@ -1401,7 +1527,7 @@
           <w:sz w:val="18"/>
           <w:szCs w:val="18"/>
         </w:rPr>
-        <w:t xml:space="preserve">그림 4. 코드 수정부터 자동 검사·배포·백업까지</w:t>
+        <w:t xml:space="preserve">그림 4. 코드 수정부터 자동 검사·배포·백업·방문 분석·오류 로그까지</w:t>
       </w:r>
     </w:p>
     <w:p>
@@ -1432,7 +1558,7 @@
           <w:sz w:val="21"/>
           <w:szCs w:val="21"/>
         </w:rPr>
-        <w:t xml:space="preserve">하루 안에 설계 → 구현 → 검증 → 재설계를 여러 번 돌렸습니다. AI 페어 개발로 진행했고, 구현 에이전트와 별도의 검증 에이전트를 두어 코드 리뷰를 6차례 받았습니다.</w:t>
+        <w:t xml:space="preserve">하루 안에 설계 → 구현 → 검증 → 재설계를 여러 번 돌렸습니다. AI 페어 개발로 진행했고, 구현 에이전트와 별도의 검증 에이전트를 두어 코드 리뷰를 8차례 받았습니다.</w:t>
       </w:r>
     </w:p>
     <w:p>
@@ -1862,6 +1988,105 @@
           <w:szCs w:val="21"/>
         </w:rPr>
         <w:t xml:space="preserve">Lighthouse: 성능 97~100 · 접근성 100 · SEO 100 · 모범사례 100.</w:t>
+      </w:r>
+    </w:p>
+    <w:p>
+      <w:pPr>
+        <w:pStyle w:val="Heading2"/>
+        <w:keepNext/>
+        <w:spacing w:after="120" w:before="280"/>
+      </w:pPr>
+      <w:r>
+        <w:rPr>
+          <w:rFonts w:ascii="Malgun Gothic" w:cs="Malgun Gothic" w:eastAsia="Malgun Gothic" w:hAnsi="Malgun Gothic"/>
+          <w:b/>
+          <w:bCs/>
+          <w:sz w:val="26"/>
+          <w:szCs w:val="26"/>
+        </w:rPr>
+        <w:t xml:space="preserve">Phase 6 — 다국어 9개 · 분석 · 관리자 UX</w:t>
+      </w:r>
+    </w:p>
+    <w:p>
+      <w:pPr>
+        <w:pStyle w:val="ListParagraph"/>
+        <w:numPr>
+          <w:ilvl w:val="0"/>
+          <w:numId w:val="2"/>
+        </w:numPr>
+        <w:spacing w:after="60" w:line="300"/>
+      </w:pPr>
+      <w:r>
+        <w:rPr>
+          <w:rFonts w:ascii="Malgun Gothic" w:cs="Malgun Gothic" w:eastAsia="Malgun Gothic" w:hAnsi="Malgun Gothic"/>
+          <w:sz w:val="21"/>
+          <w:szCs w:val="21"/>
+        </w:rPr>
+        <w:t xml:space="preserve">언어 7개 추가(스페인·포르투갈·독일·프랑스·일본·힌디·인도네시아). 단순 번역이 아니라 언어별 번역 에이전트 7개를 병렬로 돌려 현지 검색어·전화번호·통화·법규(브라질 Pix·인도 UPI·인도네시아 QRIS는 "아님"을 명시, 일본 QRコード 상표 고지)를 반영. 랜딩 171페이지, sitemap 207 URL.</w:t>
+      </w:r>
+    </w:p>
+    <w:p>
+      <w:pPr>
+        <w:pStyle w:val="ListParagraph"/>
+        <w:numPr>
+          <w:ilvl w:val="0"/>
+          <w:numId w:val="2"/>
+        </w:numPr>
+        <w:spacing w:after="60" w:line="300"/>
+      </w:pPr>
+      <w:r>
+        <w:rPr>
+          <w:rFonts w:ascii="Malgun Gothic" w:cs="Malgun Gothic" w:eastAsia="Malgun Gothic" w:hAnsi="Malgun Gothic"/>
+          <w:sz w:val="21"/>
+          <w:szCs w:val="21"/>
+        </w:rPr>
+        <w:t xml:space="preserve">분석: 관리자 통계 탭(일별·언어별·페이지별·종류×저장 방식·시간대·퍼널). 퍼널은 IP·브라우저 없이 일·언어·종류·단계별 숫자만. 방문 분석은 Umami 자체 호스팅(쿠키 없음 → 동의 배너 없이 유럽 트래픽 가능), 브라우저 오류 수집 API, 컨테이너 로그 순환.</w:t>
+      </w:r>
+    </w:p>
+    <w:p>
+      <w:pPr>
+        <w:pStyle w:val="ListParagraph"/>
+        <w:numPr>
+          <w:ilvl w:val="0"/>
+          <w:numId w:val="2"/>
+        </w:numPr>
+        <w:spacing w:after="60" w:line="300"/>
+      </w:pPr>
+      <w:r>
+        <w:rPr>
+          <w:rFonts w:ascii="Malgun Gothic" w:cs="Malgun Gothic" w:eastAsia="Malgun Gothic" w:hAnsi="Malgun Gothic"/>
+          <w:sz w:val="21"/>
+          <w:szCs w:val="21"/>
+        </w:rPr>
+        <w:t xml:space="preserve">입력 기록 재설계: 종류 팝오버 필터·기간 프리셋, 자동 분류(도메인·플랫폼·방문자 언어·저장 방식), 내용 요약(전화번호 +82 ···5678 마스킹), 무한 스크롤. 광고 자리 6곳, 모바일 종류 타일 6개만 노출.</w:t>
+      </w:r>
+    </w:p>
+    <w:p>
+      <w:pPr>
+        <w:pStyle w:val="ListParagraph"/>
+        <w:numPr>
+          <w:ilvl w:val="0"/>
+          <w:numId w:val="2"/>
+        </w:numPr>
+        <w:spacing w:after="60" w:line="300"/>
+      </w:pPr>
+      <w:r>
+        <w:rPr>
+          <w:rFonts w:ascii="Malgun Gothic" w:cs="Malgun Gothic" w:eastAsia="Malgun Gothic" w:hAnsi="Malgun Gothic"/>
+          <w:b/>
+          <w:bCs/>
+          <w:sz w:val="21"/>
+          <w:szCs w:val="21"/>
+        </w:rPr>
+        <w:t xml:space="preserve">7·8차 리뷰 → 수정 후 통과: </w:t>
+      </w:r>
+      <w:r>
+        <w:rPr>
+          <w:rFonts w:ascii="Malgun Gothic" w:cs="Malgun Gothic" w:eastAsia="Malgun Gothic" w:hAnsi="Malgun Gothic"/>
+          <w:sz w:val="21"/>
+          <w:szCs w:val="21"/>
+        </w:rPr>
+        <w:t xml:space="preserve">Umami 대시보드를 서브도메인으로 공개하면 기본 계정 상태에서 인증서 로그 스캐너가 먼저 찾아 탈취할 수 있음 → 대시보드는 서버 안(127.0.0.1)에만 열고 SSH 터널로 접근, 공개는 추적 스크립트 2개 경로만. 관리자 푸터 전환용 요청 헤더를 위조하면 404 페이지에서 관리자 존재가 드러남 → 비밀값 파생 마커로 교체. (ADR-007)</w:t>
       </w:r>
     </w:p>
     <w:p>
@@ -1980,7 +2205,7 @@
                 <w:sz w:val="19"/>
                 <w:szCs w:val="19"/>
               </w:rPr>
-              <w:t xml:space="preserve">기록 방식 3번, DB 2번, 언어 기본값 1번, UI 전면 2번</w:t>
+              <w:t xml:space="preserve">기록 방식 3번, DB 2번, 언어 기본값 1번, UI 전면 2번, 언어 2 → 9개</w:t>
             </w:r>
           </w:p>
         </w:tc>
@@ -2255,6 +2480,90 @@
           <w:szCs w:val="21"/>
         </w:rPr>
         <w:t xml:space="preserve">— 512px 고정으로 그리면 칸마다 1px씩 폭이 달라집니다. 칸 수에 맞춰 "칸당 정수 픽셀"로 크기를 보정했습니다.</w:t>
+      </w:r>
+    </w:p>
+    <w:p>
+      <w:pPr>
+        <w:pStyle w:val="ListParagraph"/>
+        <w:numPr>
+          <w:ilvl w:val="0"/>
+          <w:numId w:val="3"/>
+        </w:numPr>
+        <w:spacing w:after="60" w:line="300"/>
+      </w:pPr>
+      <w:r>
+        <w:rPr>
+          <w:rFonts w:ascii="Malgun Gothic" w:cs="Malgun Gothic" w:eastAsia="Malgun Gothic" w:hAnsi="Malgun Gothic"/>
+          <w:b/>
+          <w:bCs/>
+          <w:sz w:val="21"/>
+          <w:szCs w:val="21"/>
+        </w:rPr>
+        <w:t xml:space="preserve">기본 계정이 있는 서비스는 공개하는 순간 경쟁이 시작된다 </w:t>
+      </w:r>
+      <w:r>
+        <w:rPr>
+          <w:rFonts w:ascii="Malgun Gothic" w:cs="Malgun Gothic" w:eastAsia="Malgun Gothic" w:hAnsi="Malgun Gothic"/>
+          <w:sz w:val="21"/>
+          <w:szCs w:val="21"/>
+        </w:rPr>
+        <w:t xml:space="preserve">— Umami는 admin/umami로 뜹니다. HTTPS 인증서가 발급되면 공개 로그(CT)에 올라가고 스캐너가 몇 분 안에 찾아옵니다. "바로 비밀번호를 바꾸세요"는 이 경쟁을 못 막습니다. 아예 외부에 열지 않고 SSH 터널로만 들어가게 했습니다.</w:t>
+      </w:r>
+    </w:p>
+    <w:p>
+      <w:pPr>
+        <w:pStyle w:val="ListParagraph"/>
+        <w:numPr>
+          <w:ilvl w:val="0"/>
+          <w:numId w:val="3"/>
+        </w:numPr>
+        <w:spacing w:after="60" w:line="300"/>
+      </w:pPr>
+      <w:r>
+        <w:rPr>
+          <w:rFonts w:ascii="Malgun Gothic" w:cs="Malgun Gothic" w:eastAsia="Malgun Gothic" w:hAnsi="Malgun Gothic"/>
+          <w:b/>
+          <w:bCs/>
+          <w:sz w:val="21"/>
+          <w:szCs w:val="21"/>
+        </w:rPr>
+        <w:t xml:space="preserve">요청 헤더는 신뢰 경계 밖 </w:t>
+      </w:r>
+      <w:r>
+        <w:rPr>
+          <w:rFonts w:ascii="Malgun Gothic" w:cs="Malgun Gothic" w:eastAsia="Malgun Gothic" w:hAnsi="Malgun Gothic"/>
+          <w:sz w:val="21"/>
+          <w:szCs w:val="21"/>
+        </w:rPr>
+        <w:t xml:space="preserve">— 관리자 푸터를 바꾸려고 프록시가 붙인 헤더를 클라이언트도 붙일 수 있었고, 프록시가 안 거치는 경로(404·정적 파일)에서 관리자 존재가 드러났습니다. 비밀값에서 파생한 값으로 바꾸고 404 응답에서는 헤더를 지웠습니다.</w:t>
+      </w:r>
+    </w:p>
+    <w:p>
+      <w:pPr>
+        <w:pStyle w:val="ListParagraph"/>
+        <w:numPr>
+          <w:ilvl w:val="0"/>
+          <w:numId w:val="3"/>
+        </w:numPr>
+        <w:spacing w:after="60" w:line="300"/>
+      </w:pPr>
+      <w:r>
+        <w:rPr>
+          <w:rFonts w:ascii="Malgun Gothic" w:cs="Malgun Gothic" w:eastAsia="Malgun Gothic" w:hAnsi="Malgun Gothic"/>
+          <w:b/>
+          <w:bCs/>
+          <w:sz w:val="21"/>
+          <w:szCs w:val="21"/>
+        </w:rPr>
+        <w:t xml:space="preserve">테스트 서버 재사용의 함정 </w:t>
+      </w:r>
+      <w:r>
+        <w:rPr>
+          <w:rFonts w:ascii="Malgun Gothic" w:cs="Malgun Gothic" w:eastAsia="Malgun Gothic" w:hAnsi="Malgun Gothic"/>
+          <w:sz w:val="21"/>
+          <w:szCs w:val="21"/>
+        </w:rPr>
+        <w:t xml:space="preserve">— E2E 13건이 갑자기 실패했는데 코드가 아니라 이전 세션의 옛 빌드 서버가 같은 포트를 잡고 있던 것. "재사용" 옵션은 편하지만 무엇을 테스트하는지 확인해야 합니다.</w:t>
       </w:r>
     </w:p>
     <w:p>
@@ -2674,6 +2983,168 @@
           </w:p>
         </w:tc>
       </w:tr>
+      <w:tr>
+        <w:tc>
+          <w:tcPr>
+            <w:tcW w:type="dxa" w:w="3084"/>
+            <w:tcMar>
+              <w:top w:type="dxa" w:w="80"/>
+              <w:left w:type="dxa" w:w="120"/>
+              <w:bottom w:type="dxa" w:w="80"/>
+              <w:right w:type="dxa" w:w="120"/>
+            </w:tcMar>
+          </w:tcPr>
+          <w:p>
+            <w:pPr>
+              <w:spacing w:after="0" w:line="280"/>
+            </w:pPr>
+            <w:r>
+              <w:rPr>
+                <w:rFonts w:ascii="Malgun Gothic" w:cs="Malgun Gothic" w:eastAsia="Malgun Gothic" w:hAnsi="Malgun Gothic"/>
+                <w:b w:val="false"/>
+                <w:bCs w:val="false"/>
+                <w:sz w:val="19"/>
+                <w:szCs w:val="19"/>
+              </w:rPr>
+              <w:t xml:space="preserve">왜 구글 애널리틱스 대신 Umami를 직접 돌리나?</w:t>
+            </w:r>
+          </w:p>
+        </w:tc>
+        <w:tc>
+          <w:tcPr>
+            <w:tcW w:type="dxa" w:w="6554"/>
+            <w:tcMar>
+              <w:top w:type="dxa" w:w="80"/>
+              <w:left w:type="dxa" w:w="120"/>
+              <w:bottom w:type="dxa" w:w="80"/>
+              <w:right w:type="dxa" w:w="120"/>
+            </w:tcMar>
+          </w:tcPr>
+          <w:p>
+            <w:pPr>
+              <w:spacing w:after="0" w:line="280"/>
+            </w:pPr>
+            <w:r>
+              <w:rPr>
+                <w:rFonts w:ascii="Malgun Gothic" w:cs="Malgun Gothic" w:eastAsia="Malgun Gothic" w:hAnsi="Malgun Gothic"/>
+                <w:b w:val="false"/>
+                <w:bCs w:val="false"/>
+                <w:sz w:val="19"/>
+                <w:szCs w:val="19"/>
+              </w:rPr>
+              <w:t xml:space="preserve">쿠키가 없어 유럽(GDPR) 트래픽에도 동의 배너 없이 쓸 수 있고(독·프·스페인어 랜딩이 있음), 데이터가 내 DB에 남으며, 운영 경험 자체가 포트폴리오. 단, 대시보드는 외부에 안 열고 SSH 터널로만.</w:t>
+            </w:r>
+          </w:p>
+        </w:tc>
+      </w:tr>
+      <w:tr>
+        <w:tc>
+          <w:tcPr>
+            <w:tcW w:type="dxa" w:w="3084"/>
+            <w:tcMar>
+              <w:top w:type="dxa" w:w="80"/>
+              <w:left w:type="dxa" w:w="120"/>
+              <w:bottom w:type="dxa" w:w="80"/>
+              <w:right w:type="dxa" w:w="120"/>
+            </w:tcMar>
+          </w:tcPr>
+          <w:p>
+            <w:pPr>
+              <w:spacing w:after="0" w:line="280"/>
+            </w:pPr>
+            <w:r>
+              <w:rPr>
+                <w:rFonts w:ascii="Malgun Gothic" w:cs="Malgun Gothic" w:eastAsia="Malgun Gothic" w:hAnsi="Malgun Gothic"/>
+                <w:b w:val="false"/>
+                <w:bCs w:val="false"/>
+                <w:sz w:val="19"/>
+                <w:szCs w:val="19"/>
+              </w:rPr>
+              <w:t xml:space="preserve">퍼널 데이터로 무엇을 할 건가?</w:t>
+            </w:r>
+          </w:p>
+        </w:tc>
+        <w:tc>
+          <w:tcPr>
+            <w:tcW w:type="dxa" w:w="6554"/>
+            <w:tcMar>
+              <w:top w:type="dxa" w:w="80"/>
+              <w:left w:type="dxa" w:w="120"/>
+              <w:bottom w:type="dxa" w:w="80"/>
+              <w:right w:type="dxa" w:w="120"/>
+            </w:tcMar>
+          </w:tcPr>
+          <w:p>
+            <w:pPr>
+              <w:spacing w:after="0" w:line="280"/>
+            </w:pPr>
+            <w:r>
+              <w:rPr>
+                <w:rFonts w:ascii="Malgun Gothic" w:cs="Malgun Gothic" w:eastAsia="Malgun Gothic" w:hAnsi="Malgun Gothic"/>
+                <w:b w:val="false"/>
+                <w:bCs w:val="false"/>
+                <w:sz w:val="19"/>
+                <w:szCs w:val="19"/>
+              </w:rPr>
+              <w:t xml:space="preserve">"선택은 많은데 미리보기가 적다"면 입력 폼 문제, "미리보기는 많은데 저장이 적다"면 결과물·버튼 문제. 언어별로 보면 번역 품질 문제인지도 구분된다. 숫자만 세고 개인 식별은 하지 않는다.</w:t>
+            </w:r>
+          </w:p>
+        </w:tc>
+      </w:tr>
+      <w:tr>
+        <w:tc>
+          <w:tcPr>
+            <w:tcW w:type="dxa" w:w="3084"/>
+            <w:tcMar>
+              <w:top w:type="dxa" w:w="80"/>
+              <w:left w:type="dxa" w:w="120"/>
+              <w:bottom w:type="dxa" w:w="80"/>
+              <w:right w:type="dxa" w:w="120"/>
+            </w:tcMar>
+          </w:tcPr>
+          <w:p>
+            <w:pPr>
+              <w:spacing w:after="0" w:line="280"/>
+            </w:pPr>
+            <w:r>
+              <w:rPr>
+                <w:rFonts w:ascii="Malgun Gothic" w:cs="Malgun Gothic" w:eastAsia="Malgun Gothic" w:hAnsi="Malgun Gothic"/>
+                <w:b w:val="false"/>
+                <w:bCs w:val="false"/>
+                <w:sz w:val="19"/>
+                <w:szCs w:val="19"/>
+              </w:rPr>
+              <w:t xml:space="preserve">광고를 더 넣으면 수익이 늘지 않나?</w:t>
+            </w:r>
+          </w:p>
+        </w:tc>
+        <w:tc>
+          <w:tcPr>
+            <w:tcW w:type="dxa" w:w="6554"/>
+            <w:tcMar>
+              <w:top w:type="dxa" w:w="80"/>
+              <w:left w:type="dxa" w:w="120"/>
+              <w:bottom w:type="dxa" w:w="80"/>
+              <w:right w:type="dxa" w:w="120"/>
+            </w:tcMar>
+          </w:tcPr>
+          <w:p>
+            <w:pPr>
+              <w:spacing w:after="0" w:line="280"/>
+            </w:pPr>
+            <w:r>
+              <w:rPr>
+                <w:rFonts w:ascii="Malgun Gothic" w:cs="Malgun Gothic" w:eastAsia="Malgun Gothic" w:hAnsi="Malgun Gothic"/>
+                <w:b w:val="false"/>
+                <w:bCs w:val="false"/>
+                <w:sz w:val="19"/>
+                <w:szCs w:val="19"/>
+              </w:rPr>
+              <w:t xml:space="preserve">자리 6곳 중 처음엔 4곳만 켠다. 도구형 사이트는 광고가 늘수록 체류·재방문이 줄어 총수익이 오히려 줄기 쉽고, 다운로드 버튼 근처 광고는 "실수 클릭 유도"로 계정 정지 사유. 자동 광고도 같은 이유로 끈다.</w:t>
+            </w:r>
+          </w:p>
+        </w:tc>
+      </w:tr>
     </w:tbl>
     <w:p>
       <w:pPr>
@@ -2741,7 +3212,7 @@
           <w:sz w:val="21"/>
           <w:szCs w:val="21"/>
         </w:rPr>
-        <w:t xml:space="preserve">업타임 모니터 메일 확인, 관리자 대시보드 한 번 열기.</w:t>
+        <w:t xml:space="preserve">업타임 모니터 메일 확인, 관리자 대시보드·통계 한 번 열기(어느 언어·페이지가 잘 되는지).</w:t>
       </w:r>
     </w:p>
     <w:p>
@@ -3281,6 +3752,198 @@
                 <w:sz w:val="19"/>
                 <w:szCs w:val="19"/>
               </w:rPr>
+              <w:t xml:space="preserve">방문 통계 보기</w:t>
+            </w:r>
+          </w:p>
+        </w:tc>
+        <w:tc>
+          <w:tcPr>
+            <w:tcW w:type="dxa" w:w="7132"/>
+            <w:tcMar>
+              <w:top w:type="dxa" w:w="80"/>
+              <w:left w:type="dxa" w:w="120"/>
+              <w:bottom w:type="dxa" w:w="80"/>
+              <w:right w:type="dxa" w:w="120"/>
+            </w:tcMar>
+          </w:tcPr>
+          <w:p>
+            <w:pPr>
+              <w:spacing w:after="0" w:line="280"/>
+            </w:pPr>
+            <w:r>
+              <w:rPr>
+                <w:rFonts w:ascii="Malgun Gothic" w:cs="Malgun Gothic" w:eastAsia="Malgun Gothic" w:hAnsi="Malgun Gothic"/>
+                <w:sz w:val="19"/>
+                <w:szCs w:val="19"/>
+              </w:rPr>
+              <w:t xml:space="preserve">내 PC에서 </w:t>
+            </w:r>
+            <w:r>
+              <w:rPr>
+                <w:rFonts w:ascii="Consolas" w:cs="Consolas" w:eastAsia="Consolas" w:hAnsi="Consolas"/>
+                <w:color w:val="0F2237"/>
+                <w:sz w:val="19"/>
+                <w:szCs w:val="19"/>
+                <w:shd w:fill="EEF2F7" w:color="auto" w:val="clear"/>
+              </w:rPr>
+              <w:t xml:space="preserve">ssh -L 3001:127.0.0.1:3001 ubuntu@서버IP</w:t>
+            </w:r>
+            <w:r>
+              <w:rPr>
+                <w:rFonts w:ascii="Malgun Gothic" w:cs="Malgun Gothic" w:eastAsia="Malgun Gothic" w:hAnsi="Malgun Gothic"/>
+                <w:sz w:val="19"/>
+                <w:szCs w:val="19"/>
+              </w:rPr>
+              <w:t xml:space="preserve"> → 브라우저에서 </w:t>
+            </w:r>
+            <w:r>
+              <w:rPr>
+                <w:rFonts w:ascii="Consolas" w:cs="Consolas" w:eastAsia="Consolas" w:hAnsi="Consolas"/>
+                <w:color w:val="0F2237"/>
+                <w:sz w:val="19"/>
+                <w:szCs w:val="19"/>
+                <w:shd w:fill="EEF2F7" w:color="auto" w:val="clear"/>
+              </w:rPr>
+              <w:t xml:space="preserve">http://localhost:3001</w:t>
+            </w:r>
+            <w:r>
+              <w:rPr>
+                <w:rFonts w:ascii="Malgun Gothic" w:cs="Malgun Gothic" w:eastAsia="Malgun Gothic" w:hAnsi="Malgun Gothic"/>
+                <w:sz w:val="19"/>
+                <w:szCs w:val="19"/>
+              </w:rPr>
+              <w:t xml:space="preserve"> (Umami, 외부에서는 열리지 않음)</w:t>
+            </w:r>
+          </w:p>
+        </w:tc>
+      </w:tr>
+      <w:tr>
+        <w:tc>
+          <w:tcPr>
+            <w:tcW w:type="dxa" w:w="2506"/>
+            <w:tcMar>
+              <w:top w:type="dxa" w:w="80"/>
+              <w:left w:type="dxa" w:w="120"/>
+              <w:bottom w:type="dxa" w:w="80"/>
+              <w:right w:type="dxa" w:w="120"/>
+            </w:tcMar>
+          </w:tcPr>
+          <w:p>
+            <w:pPr>
+              <w:spacing w:after="0" w:line="280"/>
+            </w:pPr>
+            <w:r>
+              <w:rPr>
+                <w:rFonts w:ascii="Malgun Gothic" w:cs="Malgun Gothic" w:eastAsia="Malgun Gothic" w:hAnsi="Malgun Gothic"/>
+                <w:b w:val="false"/>
+                <w:bCs w:val="false"/>
+                <w:sz w:val="19"/>
+                <w:szCs w:val="19"/>
+              </w:rPr>
+              <w:t xml:space="preserve">방문 분석 켜기/끄기</w:t>
+            </w:r>
+          </w:p>
+        </w:tc>
+        <w:tc>
+          <w:tcPr>
+            <w:tcW w:type="dxa" w:w="7132"/>
+            <w:tcMar>
+              <w:top w:type="dxa" w:w="80"/>
+              <w:left w:type="dxa" w:w="120"/>
+              <w:bottom w:type="dxa" w:w="80"/>
+              <w:right w:type="dxa" w:w="120"/>
+            </w:tcMar>
+          </w:tcPr>
+          <w:p>
+            <w:pPr>
+              <w:spacing w:after="0" w:line="280"/>
+            </w:pPr>
+            <w:r>
+              <w:rPr>
+                <w:rFonts w:ascii="Malgun Gothic" w:cs="Malgun Gothic" w:eastAsia="Malgun Gothic" w:hAnsi="Malgun Gothic"/>
+                <w:sz w:val="19"/>
+                <w:szCs w:val="19"/>
+              </w:rPr>
+              <w:t xml:space="preserve">관리자 → 설정 → 방문 분석의 스크립트 URL·웹사이트 ID (둘 다 비우면 꺼짐)</w:t>
+            </w:r>
+          </w:p>
+        </w:tc>
+      </w:tr>
+      <w:tr>
+        <w:tc>
+          <w:tcPr>
+            <w:tcW w:type="dxa" w:w="2506"/>
+            <w:tcMar>
+              <w:top w:type="dxa" w:w="80"/>
+              <w:left w:type="dxa" w:w="120"/>
+              <w:bottom w:type="dxa" w:w="80"/>
+              <w:right w:type="dxa" w:w="120"/>
+            </w:tcMar>
+          </w:tcPr>
+          <w:p>
+            <w:pPr>
+              <w:spacing w:after="0" w:line="280"/>
+            </w:pPr>
+            <w:r>
+              <w:rPr>
+                <w:rFonts w:ascii="Malgun Gothic" w:cs="Malgun Gothic" w:eastAsia="Malgun Gothic" w:hAnsi="Malgun Gothic"/>
+                <w:b w:val="false"/>
+                <w:bCs w:val="false"/>
+                <w:sz w:val="19"/>
+                <w:szCs w:val="19"/>
+              </w:rPr>
+              <w:t xml:space="preserve">어떤 QR·언어가 인기인지</w:t>
+            </w:r>
+          </w:p>
+        </w:tc>
+        <w:tc>
+          <w:tcPr>
+            <w:tcW w:type="dxa" w:w="7132"/>
+            <w:tcMar>
+              <w:top w:type="dxa" w:w="80"/>
+              <w:left w:type="dxa" w:w="120"/>
+              <w:bottom w:type="dxa" w:w="80"/>
+              <w:right w:type="dxa" w:w="120"/>
+            </w:tcMar>
+          </w:tcPr>
+          <w:p>
+            <w:pPr>
+              <w:spacing w:after="0" w:line="280"/>
+            </w:pPr>
+            <w:r>
+              <w:rPr>
+                <w:rFonts w:ascii="Malgun Gothic" w:cs="Malgun Gothic" w:eastAsia="Malgun Gothic" w:hAnsi="Malgun Gothic"/>
+                <w:sz w:val="19"/>
+                <w:szCs w:val="19"/>
+              </w:rPr>
+              <w:t xml:space="preserve">관리자 → 통계(저장 수·퍼널), 입력 기록의 자동 분류(도메인·플랫폼)</w:t>
+            </w:r>
+          </w:p>
+        </w:tc>
+      </w:tr>
+      <w:tr>
+        <w:tc>
+          <w:tcPr>
+            <w:tcW w:type="dxa" w:w="2506"/>
+            <w:tcMar>
+              <w:top w:type="dxa" w:w="80"/>
+              <w:left w:type="dxa" w:w="120"/>
+              <w:bottom w:type="dxa" w:w="80"/>
+              <w:right w:type="dxa" w:w="120"/>
+            </w:tcMar>
+          </w:tcPr>
+          <w:p>
+            <w:pPr>
+              <w:spacing w:after="0" w:line="280"/>
+            </w:pPr>
+            <w:r>
+              <w:rPr>
+                <w:rFonts w:ascii="Malgun Gothic" w:cs="Malgun Gothic" w:eastAsia="Malgun Gothic" w:hAnsi="Malgun Gothic"/>
+                <w:b w:val="false"/>
+                <w:bCs w:val="false"/>
+                <w:sz w:val="19"/>
+                <w:szCs w:val="19"/>
+              </w:rPr>
               <w:t xml:space="preserve">데이터 복원</w:t>
             </w:r>
           </w:p>
@@ -3977,7 +4640,7 @@
                 <w:sz w:val="19"/>
                 <w:szCs w:val="19"/>
               </w:rPr>
-              <w:t xml:space="preserve">src/proxy.ts</w:t>
+              <w:t xml:space="preserve">src/lib/stats, analytics</w:t>
             </w:r>
           </w:p>
         </w:tc>
@@ -4003,7 +4666,7 @@
                 <w:sz w:val="19"/>
                 <w:szCs w:val="19"/>
               </w:rPr>
-              <w:t xml:space="preserve">모든 요청의 첫 관문: 언어 판별, 관리자 404 처리</w:t>
+              <w:t xml:space="preserve">통계 집계(KST)·퍼널 요청 검증·referer → 언어/페이지</w:t>
             </w:r>
           </w:p>
         </w:tc>
@@ -4031,7 +4694,7 @@
                 <w:sz w:val="19"/>
                 <w:szCs w:val="19"/>
               </w:rPr>
-              <w:t xml:space="preserve">e2e/</w:t>
+              <w:t xml:space="preserve">src/lib/qr/summarize.ts</w:t>
             </w:r>
           </w:p>
         </w:tc>
@@ -4057,7 +4720,7 @@
                 <w:sz w:val="19"/>
                 <w:szCs w:val="19"/>
               </w:rPr>
-              <w:t xml:space="preserve">브라우저 자동 테스트(Playwright)</w:t>
+              <w:t xml:space="preserve">기록 1건을 사람이 읽는 한 줄로(도메인·플랫폼·마스킹) + 자동 분류</w:t>
             </w:r>
           </w:p>
         </w:tc>
@@ -4085,6 +4748,168 @@
                 <w:sz w:val="19"/>
                 <w:szCs w:val="19"/>
               </w:rPr>
+              <w:t xml:space="preserve">src/components/admin, analytics</w:t>
+            </w:r>
+          </w:p>
+        </w:tc>
+        <w:tc>
+          <w:tcPr>
+            <w:tcW w:type="dxa" w:w="6361"/>
+            <w:tcMar>
+              <w:top w:type="dxa" w:w="80"/>
+              <w:left w:type="dxa" w:w="120"/>
+              <w:bottom w:type="dxa" w:w="80"/>
+              <w:right w:type="dxa" w:w="120"/>
+            </w:tcMar>
+          </w:tcPr>
+          <w:p>
+            <w:pPr>
+              <w:spacing w:after="0" w:line="280"/>
+            </w:pPr>
+            <w:r>
+              <w:rPr>
+                <w:rFonts w:ascii="Malgun Gothic" w:cs="Malgun Gothic" w:eastAsia="Malgun Gothic" w:hAnsi="Malgun Gothic"/>
+                <w:b w:val="false"/>
+                <w:bCs w:val="false"/>
+                <w:sz w:val="19"/>
+                <w:szCs w:val="19"/>
+              </w:rPr>
+              <w:t xml:space="preserve">관리자 전용 UI(종류 필터·기간 프리셋·무한 스크롤·한 줄 푸터) · Umami 스크립트 삽입</w:t>
+            </w:r>
+          </w:p>
+        </w:tc>
+      </w:tr>
+      <w:tr>
+        <w:tc>
+          <w:tcPr>
+            <w:tcW w:type="dxa" w:w="3277"/>
+            <w:tcMar>
+              <w:top w:type="dxa" w:w="80"/>
+              <w:left w:type="dxa" w:w="120"/>
+              <w:bottom w:type="dxa" w:w="80"/>
+              <w:right w:type="dxa" w:w="120"/>
+            </w:tcMar>
+          </w:tcPr>
+          <w:p>
+            <w:pPr>
+              <w:spacing w:after="0" w:line="280"/>
+            </w:pPr>
+            <w:r>
+              <w:rPr>
+                <w:rFonts w:ascii="Malgun Gothic" w:cs="Malgun Gothic" w:eastAsia="Malgun Gothic" w:hAnsi="Malgun Gothic"/>
+                <w:b w:val="false"/>
+                <w:bCs w:val="false"/>
+                <w:sz w:val="19"/>
+                <w:szCs w:val="19"/>
+              </w:rPr>
+              <w:t xml:space="preserve">src/proxy.ts</w:t>
+            </w:r>
+          </w:p>
+        </w:tc>
+        <w:tc>
+          <w:tcPr>
+            <w:tcW w:type="dxa" w:w="6361"/>
+            <w:tcMar>
+              <w:top w:type="dxa" w:w="80"/>
+              <w:left w:type="dxa" w:w="120"/>
+              <w:bottom w:type="dxa" w:w="80"/>
+              <w:right w:type="dxa" w:w="120"/>
+            </w:tcMar>
+          </w:tcPr>
+          <w:p>
+            <w:pPr>
+              <w:spacing w:after="0" w:line="280"/>
+            </w:pPr>
+            <w:r>
+              <w:rPr>
+                <w:rFonts w:ascii="Malgun Gothic" w:cs="Malgun Gothic" w:eastAsia="Malgun Gothic" w:hAnsi="Malgun Gothic"/>
+                <w:b w:val="false"/>
+                <w:bCs w:val="false"/>
+                <w:sz w:val="19"/>
+                <w:szCs w:val="19"/>
+              </w:rPr>
+              <w:t xml:space="preserve">모든 요청의 첫 관문: 언어 판별, 관리자 404 처리</w:t>
+            </w:r>
+          </w:p>
+        </w:tc>
+      </w:tr>
+      <w:tr>
+        <w:tc>
+          <w:tcPr>
+            <w:tcW w:type="dxa" w:w="3277"/>
+            <w:tcMar>
+              <w:top w:type="dxa" w:w="80"/>
+              <w:left w:type="dxa" w:w="120"/>
+              <w:bottom w:type="dxa" w:w="80"/>
+              <w:right w:type="dxa" w:w="120"/>
+            </w:tcMar>
+          </w:tcPr>
+          <w:p>
+            <w:pPr>
+              <w:spacing w:after="0" w:line="280"/>
+            </w:pPr>
+            <w:r>
+              <w:rPr>
+                <w:rFonts w:ascii="Malgun Gothic" w:cs="Malgun Gothic" w:eastAsia="Malgun Gothic" w:hAnsi="Malgun Gothic"/>
+                <w:b w:val="false"/>
+                <w:bCs w:val="false"/>
+                <w:sz w:val="19"/>
+                <w:szCs w:val="19"/>
+              </w:rPr>
+              <w:t xml:space="preserve">e2e/</w:t>
+            </w:r>
+          </w:p>
+        </w:tc>
+        <w:tc>
+          <w:tcPr>
+            <w:tcW w:type="dxa" w:w="6361"/>
+            <w:tcMar>
+              <w:top w:type="dxa" w:w="80"/>
+              <w:left w:type="dxa" w:w="120"/>
+              <w:bottom w:type="dxa" w:w="80"/>
+              <w:right w:type="dxa" w:w="120"/>
+            </w:tcMar>
+          </w:tcPr>
+          <w:p>
+            <w:pPr>
+              <w:spacing w:after="0" w:line="280"/>
+            </w:pPr>
+            <w:r>
+              <w:rPr>
+                <w:rFonts w:ascii="Malgun Gothic" w:cs="Malgun Gothic" w:eastAsia="Malgun Gothic" w:hAnsi="Malgun Gothic"/>
+                <w:b w:val="false"/>
+                <w:bCs w:val="false"/>
+                <w:sz w:val="19"/>
+                <w:szCs w:val="19"/>
+              </w:rPr>
+              <w:t xml:space="preserve">브라우저 자동 테스트(Playwright)</w:t>
+            </w:r>
+          </w:p>
+        </w:tc>
+      </w:tr>
+      <w:tr>
+        <w:tc>
+          <w:tcPr>
+            <w:tcW w:type="dxa" w:w="3277"/>
+            <w:tcMar>
+              <w:top w:type="dxa" w:w="80"/>
+              <w:left w:type="dxa" w:w="120"/>
+              <w:bottom w:type="dxa" w:w="80"/>
+              <w:right w:type="dxa" w:w="120"/>
+            </w:tcMar>
+          </w:tcPr>
+          <w:p>
+            <w:pPr>
+              <w:spacing w:after="0" w:line="280"/>
+            </w:pPr>
+            <w:r>
+              <w:rPr>
+                <w:rFonts w:ascii="Malgun Gothic" w:cs="Malgun Gothic" w:eastAsia="Malgun Gothic" w:hAnsi="Malgun Gothic"/>
+                <w:b w:val="false"/>
+                <w:bCs w:val="false"/>
+                <w:sz w:val="19"/>
+                <w:szCs w:val="19"/>
+              </w:rPr>
               <w:t xml:space="preserve">scripts/</w:t>
             </w:r>
           </w:p>
@@ -4111,7 +4936,7 @@
                 <w:sz w:val="19"/>
                 <w:szCs w:val="19"/>
               </w:rPr>
-              <w:t xml:space="preserve">서버 초기 설정, 배포, 백업, OTP 발급, 마이그레이션</w:t>
+              <w:t xml:space="preserve">서버 초기 설정, 배포(Umami DB 자동 생성), 백업(qr + umami), OTP 발급, 마이그레이션, db-init/</w:t>
             </w:r>
           </w:p>
         </w:tc>
